--- a/examples/heat-story/documents/review.docx
+++ b/examples/heat-story/documents/review.docx
@@ -7,7 +7,10 @@
         <w:pStyle w:val="Title"/>
       </w:pPr>
       <w:r>
-        <w:t>DEMO: Conductance Reuse with Consistent Snapshots in Explicit Heat Transport</w:t>
+        <w:rPr>
+          <w:highlight w:val="yellow"/>
+        </w:rPr>
+        <w:t>DEMO: Consistent Snapshots for Conductance Reuse in Explicit Heat Transport</w:t>
       </w:r>
     </w:p>
     <w:p>
@@ -30,7 +33,7 @@
         <w:rPr>
           <w:highlight w:val="yellow"/>
         </w:rPr>
-        <w:t>A fixed refresh schedule ignores how quickly temperatures change. We instead bound conductance drift using endpoint temperatures saved at each coefficient's own refresh. Keeping both snapshots with the face's owner lets neighboring groups refresh independently without changing the retained coefficient's reference state. This decision adds an exponential test per active group, snapshot reads, and 50% more reserved array memory. In fictional accounting, it reduces total time in three of five nonconstant cases; all five meet a 0.010 K final-temperature comparison limit. A fixed four-step schedule is faster in all five but meets the limit only for the slow plate, where it is also cheaper. The guarded method loses time to full refresh on switching loads and a small mesh. Selective reuse must therefore repay its guard, and its local coefficient bound still requires a separate check of global temperature accuracy.</w:t>
+        <w:t>Temperature-dependent heat-transport solvers repeatedly evaluate conductances that may change little between steps. Reusing them can save work, but independently refreshed cell groups must judge each stored conductance against the temperatures that produced it. We keep both endpoint snapshots with the face coefficient's owner, so a neighbor's refresh cannot change that reference state. The resulting group test bounds local coefficient drift; global temperature accuracy remains a separate check. In a stipulated six-case accounting study, guarded reuse meets the 0.010 K comparison limit and saves total time in three of five nonconstant cases. Its useful advantage over a fixed four-step schedule occurs for a boundary ramp and a moving heat source, where that cheaper schedule fails the error limit. Fixed scheduling is preferable for slow heating; full refresh avoids the guard's losses on switching loads and a small mesh. Active guarding reserves 50% more array memory. These results identify the conditions for evaluating reuse, rather than demonstrate measured solver acceleration.</w:t>
       </w:r>
     </w:p>
     <w:p>
@@ -38,7 +41,10 @@
         <w:pStyle w:val="Heading1"/>
       </w:pPr>
       <w:r>
-        <w:t>1. The decision between refreshing and reusing</w:t>
+        <w:rPr>
+          <w:highlight w:val="yellow"/>
+        </w:rPr>
+        <w:t>1. Reuse must follow the changing temperature field</w:t>
       </w:r>
     </w:p>
     <w:p>
@@ -47,7 +53,7 @@
         <w:rPr>
           <w:highlight w:val="yellow"/>
         </w:rPr>
-        <w:t>Slowly changing heating can leave face conductances nearly unchanged over several steps. A moving or switching heater complicates reuse: the same elapsed step count can conceal very different temperature changes. The question is when a stored coefficient can be reused, and whether deciding this costs less than recomputing it.</w:t>
+        <w:t>A slowly heated plate may need many time steps without appreciable changes in its face conductances. Recomputing every conductance can then repeat work. A moving heat source changes the decision: some regions may retain useful coefficients while others need fresh ones. Updating every fourth step avoids decisions, but the elapsed step count alone does not describe how much the temperature field has changed.</w:t>
       </w:r>
     </w:p>
     <w:p>
@@ -56,7 +62,7 @@
         <w:rPr>
           <w:highlight w:val="yellow"/>
         </w:rPr>
-        <w:t>Method G tests temperature change since a coefficient was formed. A face can join cell groups that refresh at different times: replacing one endpoint's snapshot during a neighboring refresh would change the reference state of the retained coefficient. G therefore keeps both endpoint snapshots with the face's owner. Figure 1 shows that relationship; Section 3 derives the coefficient bound and separates reuse from time-step acceptance.</w:t>
+        <w:t>The difficult case is a face shared by two cell groups. Its coefficient depends on temperatures at both endpoints. Suppose the group that owns the coefficient reuses it while its neighbor refreshes. If the neighbor also replaces the stored endpoint temperature used by the owner's test, that test no longer refers to the state that produced the retained coefficient. The design in Figure 1 prevents this mismatch by keeping both snapshots with the coefficient's owner. Groups can refresh independently while each reuse decision retains a consistent reference state.</w:t>
       </w:r>
     </w:p>
     <w:p>
@@ -65,7 +71,16 @@
         <w:rPr>
           <w:highlight w:val="yellow"/>
         </w:rPr>
-        <w:t>The comparison asks when this decision is worth making. Reference V already separates interleaved coefficient and flux calculations into contiguous, vector-friendly loops, computes one flux per face, and evaluates constant conductances once. P4 retains V's flux and temperature-update code but refreshes every four accepted steps. Reuse and these inherited choices are not contributions of G; no literature search supports priority. Figure 2 compares final-temperature error and total time alongside the memory cost: avoided face work must repay the guard while meeting the error limit.</w:t>
+        <w:t>This ownership rule supports a bound on coefficient change, not a guarantee of final-temperature accuracy or lower runtime. Method G pays for snapshot reads and one exponential test per active group; it is useful only when avoided face evaluations repay that cost and the separate temperature comparison passes. The method therefore presents two linked questions: can the reuse test refer to the correct state, and when is making that decision worthwhile?</w:t>
+      </w:r>
+    </w:p>
+    <w:p>
+      <w:pPr/>
+      <w:r>
+        <w:rPr>
+          <w:highlight w:val="yellow"/>
+        </w:rPr>
+        <w:t>The comparison separates this choice from inherited optimizations. Reference V already uses contiguous, vector-friendly coefficient loops, one flux per face, and one-time evaluation for constant conductances. P4 keeps the same flux and temperature-update code but refreshes every four accepted steps. Neither reuse in general nor these inherited choices is claimed as new, and no literature search establishes priority. We derive the ownership-based test, specify what must happen when a proposed step fails, and compare G with V and P4 using matched fictional accounting. Figure 2 keeps time, accuracy and the cost of the guard in the same reading path.</w:t>
       </w:r>
     </w:p>
     <w:p>
@@ -84,6 +99,7 @@
     </w:p>
     <w:p>
       <w:pPr>
+        <w:keepNext/>
         <w:jc w:val="center"/>
       </w:pPr>
       <m:oMath>
@@ -97,6 +113,7 @@
     </w:p>
     <w:p>
       <w:pPr>
+        <w:keepNext/>
         <w:jc w:val="center"/>
       </w:pPr>
       <m:oMath>
@@ -110,6 +127,7 @@
     </w:p>
     <w:p>
       <w:pPr>
+        <w:keepNext w:val="0"/>
         <w:jc w:val="center"/>
       </w:pPr>
       <m:oMath>
@@ -135,6 +153,7 @@
     </w:p>
     <w:p>
       <w:pPr>
+        <w:keepNext w:val="0"/>
         <w:jc w:val="center"/>
       </w:pPr>
       <m:oMath>
@@ -165,7 +184,10 @@
         <w:pStyle w:val="Heading2"/>
       </w:pPr>
       <w:r>
-        <w:t>3.1. Ownership and endpoint snapshots</w:t>
+        <w:rPr>
+          <w:highlight w:val="yellow"/>
+        </w:rPr>
+        <w:t>3.1. The coefficient and its reference state stay together</w:t>
       </w:r>
     </w:p>
     <w:p>
@@ -174,7 +196,16 @@
         <w:rPr>
           <w:highlight w:val="yellow"/>
         </w:rPr>
-        <w:t>In Figure 1, A retains its coefficient while B refreshes. The coefficient still depends on both temperatures at A's refresh, including the endpoint in B. The mesh uses 16 × 16 cell groups; each face is oriented from the smaller to the larger row-major cell index. The first endpoint's group owns the face and stores its coefficient and all required endpoint snapshots. Snapshots share the owner's refresh counter; a nonowner never overwrites them.</w:t>
+        <w:t>Consider a boundary face whose coefficient belongs to group A and whose second endpoint lies in group B. When B refreshes its own coefficients, A may still retain its earlier one. Both temperature snapshots used to test that retained coefficient must therefore remain at A's refresh, even though one snapshot describes an endpoint in B. Figure 1 makes this distinction explicit: a temperature's location does not decide who may replace its stored reference value.</w:t>
+      </w:r>
+    </w:p>
+    <w:p>
+      <w:pPr/>
+      <w:r>
+        <w:rPr>
+          <w:highlight w:val="yellow"/>
+        </w:rPr>
+        <w:t>The mesh is divided into 16 × 16 cell groups. Each face is oriented from the smaller to the larger row-major cell index; the first endpoint's group owns it. That owner stores the coefficient and both required endpoint snapshots under its own refresh counter. A nonowner cannot overwrite those snapshots. This is the necessary bookkeeping behind independent group decisions, rather than an additional claim of acceleration.</w:t>
       </w:r>
     </w:p>
     <w:p>
@@ -186,7 +217,7 @@
       <w:r>
         <w:drawing>
           <wp:inline xmlns:a="http://schemas.openxmlformats.org/drawingml/2006/main" xmlns:pic="http://schemas.openxmlformats.org/drawingml/2006/picture">
-            <wp:extent cx="5760000" cy="3745524"/>
+            <wp:extent cx="5760000" cy="3456000"/>
             <wp:docPr id="1" name="Picture 1"/>
             <wp:cNvGraphicFramePr>
               <a:graphicFrameLocks noChangeAspect="1"/>
@@ -195,7 +226,7 @@
               <a:graphicData uri="http://schemas.openxmlformats.org/drawingml/2006/picture">
                 <pic:pic>
                   <pic:nvPicPr>
-                    <pic:cNvPr id="0" name="figure1_owner_guard.png"/>
+                    <pic:cNvPr id="0" name="figure1_owner_states_final.png"/>
                     <pic:cNvPicPr/>
                   </pic:nvPicPr>
                   <pic:blipFill>
@@ -207,7 +238,7 @@
                   <pic:spPr>
                     <a:xfrm>
                       <a:off x="0" y="0"/>
-                      <a:ext cx="5760000" cy="3745524"/>
+                      <a:ext cx="5760000" cy="3456000"/>
                     </a:xfrm>
                     <a:prstGeom prst="rect"/>
                   </pic:spPr>
@@ -224,7 +255,10 @@
         <w:keepNext w:val="0"/>
       </w:pPr>
       <w:r>
-        <w:t>Figure 1. A boundary face retains its owner's refresh history. The cells are a detail of different 16 × 16 groups; i &lt; j assigns face f to A. Dashed lines link endpoints to their stored temperatures at A's refresh r. If A reuses while B refreshes at its own counter s, A's coefficient and both snapshots stay at r. The counters r and s are independent.</w:t>
+        <w:rPr>
+          <w:highlight w:val="yellow"/>
+        </w:rPr>
+        <w:t>Figure 1. One face record survives its neighbor's refresh. The mesh is a cropped detail of two 16 × 16 groups; i &lt; j assigns face f to A. Across the same decision event, A retains its coefficient and both endpoint snapshots from refresh r while B advances its own face set from s to s + 1. Arrows below the mesh denote state transitions, not heat flow. The two views of A's record are the same stored record, not duplicate allocations.</w:t>
       </w:r>
     </w:p>
     <w:p>
@@ -235,6 +269,7 @@
     </w:p>
     <w:p>
       <w:pPr>
+        <w:keepNext/>
         <w:jc w:val="center"/>
       </w:pPr>
       <m:oMath>
@@ -248,6 +283,7 @@
     </w:p>
     <w:p>
       <w:pPr>
+        <w:keepNext w:val="0"/>
         <w:jc w:val="center"/>
       </w:pPr>
       <m:oMath>
@@ -262,9 +298,6 @@
     <w:p>
       <w:pPr/>
       <w:r>
-        <w:rPr>
-          <w:highlight w:val="yellow"/>
-        </w:rPr>
         <w:t>G reuses a group's coefficients when bound is at most the user-selected local tolerance eta, including equality. Otherwise, it refreshes every owned face and its snapshots. A small hot region can therefore trigger an entire group's refresh, while each active group pays for an exponential test and snapshot reads. Reserved storage rises from 64 to 96 bytes per cell, or 50% (Section 4). Smaller subgroups and their metadata and branching costs are unaccounted for. At beta = 0, all methods evaluate coefficients once; G bypasses snapshots and the extra allocation.</w:t>
       </w:r>
     </w:p>
@@ -279,18 +312,12 @@
     <w:p>
       <w:pPr/>
       <w:r>
-        <w:rPr>
-          <w:highlight w:val="yellow"/>
-        </w:rPr>
         <w:t>Passing the reuse test permits a coefficient to be used; the trial still has to qualify for commitment. Every trial first validates old temperatures, capacities, dt, and current source values: all must be finite, with positive capacities and dt. Invalid inputs abort. Initialization, restart, and retry require a global refresh; otherwise the selected method makes its refresh decisions. Nonfinite intermediate values are rejected. All decisions finish before any row sums or fluxes are formed, keeping the selected coefficients fixed throughout accumulation.</w:t>
       </w:r>
     </w:p>
     <w:p>
       <w:pPr/>
       <w:r>
-        <w:rPr>
-          <w:highlight w:val="yellow"/>
-        </w:rPr>
         <w:t>The reason for separating abort from retry is that reducing dt can repair an excessive diffusive row sum but cannot repair a constitutive evaluation at unchanged old temperatures. Every selected coefficient must be finite and strictly positive; exponential overflow or underflow to zero exits with INVALID_COEFFICIENT. Invalid inputs likewise never enter the retry loop. If the maximum sigma exceeds 0.95, the trial is discarded, dt is halved, and all coefficients are refreshed on retry. Eight halvings are permitted; continued failure exits with RETRY_LIMIT and preserves the last accepted state.</w:t>
       </w:r>
     </w:p>
@@ -331,18 +358,12 @@
     <w:p>
       <w:pPr/>
       <w:r>
-        <w:rPr>
-          <w:highlight w:val="yellow"/>
-        </w:rPr>
         <w:t>V supplies the full-refresh cost; P4 tests whether a fixed schedule already suffices. Table 1 retains all records with matched meshes, source sequences, constitutive parameters, time grids, and endpoints. Each case stipulates 1,000 accepted steps at dt = 0.1 s, ending at 100 s, with maximum sigma below 0.95 and zero rejected trials. These shared conditions make time and final-error comparisons meaningful within the accounting model.</w:t>
       </w:r>
     </w:p>
     <w:p>
       <w:pPr/>
       <w:r>
-        <w:rPr>
-          <w:highlight w:val="yellow"/>
-        </w:rPr>
         <w:t>The square meshes have 64 × 64, 512 × 512, or 1024 × 1024 cells. Nonconstant cases use G0 = 2 W/K, beta = 0.01 K⁻¹, T_ref = 20 °C, uniform capacity 100 J/K, and initial temperature 20 °C. Sources may change with accepted-step number: the slow plate has a broad, gradually changing stationary source; the boundary ramp heats cells along one edge while external faces remain insulated; the moving source translates a compact heated region; switching load alternates two source regions. The small mesh also has an alternating source. Static conduction uses a stationary source and beta = 0. Exact source arrays are absent, so these remain scenario descriptions rather than executable workloads.</w:t>
       </w:r>
     </w:p>
@@ -375,9 +396,6 @@
     <w:p>
       <w:pPr/>
       <w:r>
-        <w:rPr>
-          <w:highlight w:val="yellow"/>
-        </w:rPr>
         <w:t>G's useful cases are the boundary ramp and moving source: it saves time over V where P4 fails the error limit. Figure 2 places these cases beside P4's qualifying slow-plate result and G's two timing losses.</w:t>
       </w:r>
     </w:p>
@@ -6244,9 +6262,6 @@
     <w:p>
       <w:pPr/>
       <w:r>
-        <w:rPr>
-          <w:highlight w:val="yellow"/>
-        </w:rPr>
         <w:t>The next question is whether changing eta removes this tradeoff. Table 2 varies only eta for the moving source; its 0.003 row repeats Table 1's setting and is not an independent observation.</w:t>
       </w:r>
     </w:p>
@@ -7916,7 +7931,7 @@
         <w:rPr>
           <w:highlight w:val="yellow"/>
         </w:rPr>
-        <w:t>6. What remains to be established</w:t>
+        <w:t>6. What the comparison establishes and leaves open</w:t>
       </w:r>
     </w:p>
     <w:p>
@@ -7925,6 +7940,21 @@
         <w:rPr>
           <w:highlight w:val="yellow"/>
         </w:rPr>
+        <w:t>The relevant decision is not how many face evaluations can be removed, but which qualifying alternative is cheapest. P4 supplies this test: when it passes the error limit, guarding must justify its additional decision and storage costs; when P4 fails, G must be compared with V. This separates a useful reuse policy from a large local work reduction. The stipulated cases exercise both sides rather than establish a universal schedule.</w:t>
+      </w:r>
+    </w:p>
+    <w:p>
+      <w:pPr/>
+      <w:r>
+        <w:rPr>
+          <w:highlight w:val="yellow"/>
+        </w:rPr>
+        <w:t>Coefficient drift, energy accounting, and final-temperature error answer different questions. The tolerance sweep makes this distinction observable: smaller work totals eventually cease to qualify, whereas energy residuals remain small. A reuse bound therefore supports a decision about coefficients; it does not select eta for a required solution error.</w:t>
+      </w:r>
+    </w:p>
+    <w:p>
+      <w:pPr/>
+      <w:r>
         <w:t>The bound and two-cell arithmetic are directly checkable. The times, face fractions, final errors, and floating-point residuals are stipulated, with no solver trajectories or sampled variance behind them. Missing source arrays and trajectories prevent solver reproduction. Snapshot traffic, cache behavior, vector occupancy, parallel scaling, mixed materials, and time-dependent beta remain untested. Arithmetic reproducibility therefore does not establish measured benefit. Without literature validation, novelty and superiority to published methods remain unresolved; neither statistical significance nor production readiness is established.</w:t>
       </w:r>
     </w:p>
@@ -7939,9 +7969,6 @@
     <w:p>
       <w:pPr/>
       <w:r>
-        <w:rPr>
-          <w:highlight w:val="yellow"/>
-        </w:rPr>
         <w:t>Keeping both endpoint snapshots with a face's owner ties reuse to the state that produced its coefficient across independent group refreshes. Paired fluxes and accepted-state rules address the separate obligations of energy accounting and time-step commitment. Within the fictional accounting, G is useful on the boundary ramp and moving source; P4 is preferable on the slow plate, and full refresh avoids G's timing losses in the other two nonconstant cases. This connects a consistent reuse decision to explicit costs and limits, while leaving global temperature accuracy subject to a separate comparison.</w:t>
       </w:r>
     </w:p>
